--- a/documents/IJQHC/regional_anaesthesia_IJQHC_EN.docx
+++ b/documents/IJQHC/regional_anaesthesia_IJQHC_EN.docx
@@ -877,22 +877,7 @@
           <w:rFonts w:ascii="Times New Roman" w:hAnsi="Times New Roman"/>
           <w:sz w:val="24"/>
         </w:rPr>
-        <w:t xml:space="preserve"> the cross-sectional design, which precludes causal inference; the post-audit nature of the data, which reflects reimbursed rather than intended practice; the partial overlap between university hospital presence and urban concentration; the absence of code-specific audit-rate data; and the inability to quantify defensive undercoding from claims alone.</w:t>
-      </w:r>
-      <w:r>
-        <w:rPr>
-          <w:rFonts w:ascii="Times New Roman" w:hAnsi="Times New Roman"/>
-          <w:sz w:val="24"/>
-          <w:vertAlign w:val="superscript"/>
-        </w:rPr>
-        <w:t>20</w:t>
-      </w:r>
-      <w:r>
-        <w:rPr>
-          <w:rFonts w:ascii="Times New Roman" w:hAnsi="Times New Roman"/>
-          <w:sz w:val="24"/>
-        </w:rPr>
-        <w:t xml:space="preserve"> Multilevel models included only university hospital presence as a structural fixed effect; future work should add additional area-level covariates such as urbanisation, bed density and case-mix indicators.</w:t>
+        <w:t xml:space="preserve"> the cross-sectional design, which precludes causal inference; the post-audit nature of the data, which reflects reimbursed rather than intended practice; the partial overlap between university hospital presence and urban concentration; the absence of code-specific audit-rate data; and the inability to quantify defensive undercoding from claims alone. Multilevel models included only university hospital presence as a structural fixed effect; future work should add additional area-level covariates such as urbanisation, bed density and case-mix indicators.</w:t>
       </w:r>
     </w:p>
     <w:p>
@@ -982,7 +967,7 @@
           <w:sz w:val="24"/>
           <w:vertAlign w:val="superscript"/>
         </w:rPr>
-        <w:t>25,26</w:t>
+        <w:t>25</w:t>
       </w:r>
       <w:r>
         <w:rPr>
@@ -1005,6 +990,113 @@
           <w:sz w:val="24"/>
         </w:rPr>
         <w:t xml:space="preserve"> indicating that within-prefecture institutional factors dominate over prefectural-level factors for this code.</w:t>
+      </w:r>
+    </w:p>
+    <w:p>
+      <w:r>
+        <w:rPr>
+          <w:rFonts w:ascii="Times New Roman" w:hAnsi="Times New Roman"/>
+          <w:sz w:val="24"/>
+        </w:rPr>
+        <w:t>Our findings and framework extend beyond Japan in four respects. First, the within-prefecture variance decomposition we describe is directly transportable to other universal-coverage systems that combine a centrally uniform fee schedule with regionally devolved claims auditing, including Taiwan's National Health Insurance,</w:t>
+      </w:r>
+      <w:r>
+        <w:rPr>
+          <w:rFonts w:ascii="Times New Roman" w:hAnsi="Times New Roman"/>
+          <w:sz w:val="24"/>
+          <w:vertAlign w:val="superscript"/>
+        </w:rPr>
+        <w:t>20</w:t>
+      </w:r>
+      <w:r>
+        <w:rPr>
+          <w:rFonts w:ascii="Times New Roman" w:hAnsi="Times New Roman"/>
+          <w:sz w:val="24"/>
+        </w:rPr>
+        <w:t xml:space="preserve"> South Korea's National Health Insurance Service, and the tariff-based systems of Germany, France and the English National Health Service.</w:t>
+      </w:r>
+      <w:r>
+        <w:rPr>
+          <w:rFonts w:ascii="Times New Roman" w:hAnsi="Times New Roman"/>
+          <w:sz w:val="24"/>
+          <w:vertAlign w:val="superscript"/>
+        </w:rPr>
+        <w:t>22,23</w:t>
+      </w:r>
+      <w:r>
+        <w:rPr>
+          <w:rFonts w:ascii="Times New Roman" w:hAnsi="Times New Roman"/>
+          <w:sz w:val="24"/>
+        </w:rPr>
+        <w:t xml:space="preserve"> Second, the dominance of tertiary-teaching-hospital concentration as a structural determinant of technique choice echoes analogous patterns for teaching-hospital anaesthesia mix reported in the US and United Kingdom,</w:t>
+      </w:r>
+      <w:r>
+        <w:rPr>
+          <w:rFonts w:ascii="Times New Roman" w:hAnsi="Times New Roman"/>
+          <w:sz w:val="24"/>
+          <w:vertAlign w:val="superscript"/>
+        </w:rPr>
+        <w:t>21,22</w:t>
+      </w:r>
+      <w:r>
+        <w:rPr>
+          <w:rFonts w:ascii="Times New Roman" w:hAnsi="Times New Roman"/>
+          <w:sz w:val="24"/>
+        </w:rPr>
+        <w:t xml:space="preserve"> and for other tertiary-intensive specialties across OECD countries;</w:t>
+      </w:r>
+      <w:r>
+        <w:rPr>
+          <w:rFonts w:ascii="Times New Roman" w:hAnsi="Times New Roman"/>
+          <w:sz w:val="24"/>
+          <w:vertAlign w:val="superscript"/>
+        </w:rPr>
+        <w:t>26</w:t>
+      </w:r>
+      <w:r>
+        <w:rPr>
+          <w:rFonts w:ascii="Times New Roman" w:hAnsi="Times New Roman"/>
+          <w:sz w:val="24"/>
+        </w:rPr>
+        <w:t xml:space="preserve"> the consistency of the university effect across 47 of 47 prefectures in our data suggests that it is a robust feature of high-income health systems rather than a Japanese idiosyncrasy. Third, the variation we identify in combined general-epidural anaesthesia speaks to an international equity agenda: where emerging evidence links regional anaesthesia to oncological and functional outcomes,</w:t>
+      </w:r>
+      <w:r>
+        <w:rPr>
+          <w:rFonts w:ascii="Times New Roman" w:hAnsi="Times New Roman"/>
+          <w:sz w:val="24"/>
+          <w:vertAlign w:val="superscript"/>
+        </w:rPr>
+        <w:t>7-9</w:t>
+      </w:r>
+      <w:r>
+        <w:rPr>
+          <w:rFonts w:ascii="Times New Roman" w:hAnsi="Times New Roman"/>
+          <w:sz w:val="24"/>
+        </w:rPr>
+        <w:t xml:space="preserve"> monitoring the distribution of anaesthesia techniques could serve as a system-level quality indicator across any universal coverage setting committed to equitable access to technology-rich care.</w:t>
+      </w:r>
+      <w:r>
+        <w:rPr>
+          <w:rFonts w:ascii="Times New Roman" w:hAnsi="Times New Roman"/>
+          <w:sz w:val="24"/>
+          <w:vertAlign w:val="superscript"/>
+        </w:rPr>
+        <w:t>27,29</w:t>
+      </w:r>
+      <w:r>
+        <w:rPr>
+          <w:rFonts w:ascii="Times New Roman" w:hAnsi="Times New Roman"/>
+          <w:sz w:val="24"/>
+        </w:rPr>
+        <w:t xml:space="preserve"> Fourth, extrapolation to low- and middle-income countries is more cautious: fee schedules and audit arrangements are typically heterogeneous and claims data often incomplete, which limits direct replication of the decomposition. Nevertheless, the general principle — that apparent small-area variation should be interrogated for administrative versus structural origins before policy action — is transferable, particularly as low- and middle-income countries progressively standardise their fee schedules under universal health coverage reforms.</w:t>
+      </w:r>
+      <w:r>
+        <w:rPr>
+          <w:rFonts w:ascii="Times New Roman" w:hAnsi="Times New Roman"/>
+          <w:sz w:val="24"/>
+          <w:vertAlign w:val="superscript"/>
+        </w:rPr>
+        <w:t>2</w:t>
       </w:r>
     </w:p>
     <w:p>
@@ -1486,7 +1578,7 @@
           <w:rFonts w:ascii="Times New Roman" w:hAnsi="Times New Roman"/>
           <w:sz w:val="24"/>
         </w:rPr>
-        <w:t>Sekimoto M, Imanaka Y, Kobayashi H, et al. Impact of hospital characteristics on the cost and practice patterns of acute myocardial infarction patients in Japan. Health Policy 2006;78:34-45.</w:t>
+        <w:t>Cheng T-M. Taiwan's new national health insurance program: genesis and experience so far. Health Aff (Millwood) 2003;22:61-76.</w:t>
       </w:r>
     </w:p>
     <w:p>
@@ -1600,7 +1692,7 @@
           <w:rFonts w:ascii="Times New Roman" w:hAnsi="Times New Roman"/>
           <w:sz w:val="24"/>
         </w:rPr>
-        <w:t>Onishi H. History of Japanese medical education. Korean J Med Educ 2018;30:283-94.</w:t>
+        <w:t>OECD. Geographic Variations in Health Care: What Do We Know and What Can Be Done to Improve Health System Performance? Paris: OECD Publishing, 2014.</w:t>
       </w:r>
     </w:p>
     <w:p>

--- a/documents/IJQHC/regional_anaesthesia_IJQHC_EN.docx
+++ b/documents/IJQHC/regional_anaesthesia_IJQHC_EN.docx
@@ -198,7 +198,7 @@
           <w:rFonts w:ascii="Times New Roman" w:hAnsi="Times New Roman"/>
           <w:sz w:val="24"/>
         </w:rPr>
-        <w:t>Substantial variation was observed across all anaesthesia codes. The coefficient of variation was 53.6% for general anaesthesia, 87.0% for epidural anaesthesia, 64.9% for continuous epidural infusion (the direct indicator of combined general-epidural technique) and 56.8% for spinal anaesthesia. Multilevel models showed that only 5.8% of general anaesthesia variance was attributable to the prefecture level (intraclass correlation coefficient 0.058); 94.2% occurred within prefectures, where audit policy is uniform. University hospital presence explained 35.8% of total general anaesthesia variance and 40.5% of within-prefecture variance (Cohen's d 1.88). University hospital areas had higher general anaesthesia ratios in 47 of 47 prefectures. The three audit sensitivity analyses converged: the maximum audit-rate difference (0.21 percentage points) could shift ratios by less than 0.3% of the observed interquartile range. Empirical Bayes shrinkage attenuated effect sizes by only 8.6 to 9.1%.</w:t>
+        <w:t>Substantial variation was observed across all anaesthesia codes. The coefficient of variation was 53.6% for general anaesthesia, 87.0% for epidural anaesthesia (L002), 64.9% for continuous epidural infusion (L003) and 56.8% for spinal anaesthesia. Multilevel models showed that only 5.8% of general anaesthesia variance was attributable to the prefecture level (intraclass correlation coefficient 0.058); 94.2% occurred within prefectures, where audit policy is uniform. University hospital presence explained 35.8% of total general anaesthesia variance and 40.5% of within-prefecture variance (Cohen's d 1.88). University hospital areas had higher general anaesthesia ratios in 47 of 47 prefectures. The three audit sensitivity analyses converged: the maximum audit-rate difference (0.21 percentage points) could shift ratios by less than 0.3% of the observed interquartile range. Empirical Bayes shrinkage attenuated effect sizes by only 8.6 to 9.1%.</w:t>
       </w:r>
     </w:p>
     <w:p>
@@ -218,7 +218,7 @@
           <w:rFonts w:ascii="Times New Roman" w:hAnsi="Times New Roman"/>
           <w:sz w:val="24"/>
         </w:rPr>
-        <w:t>Regional variation in anaesthesia practice across Japan is substantial and predominantly structural rather than an artefact of insurance auditing. University hospital proximity is the dominant determinant. The marked variation in combined general-epidural anaesthesia, which has been linked to oncological outcomes, indicates a modifiable inequity in access to a potentially beneficial technique under a system designed for universal coverage.</w:t>
+        <w:t>Regional variation in anaesthesia practice across Japan is substantial and predominantly structural rather than an artefact of insurance auditing. University hospital proximity is the dominant determinant. The marked variation in epidural anaesthesia (L002) and continuous epidural infusion (L003), the publicly reported proxies for regional anaesthesia use, indicates a modifiable inequity in access to a potentially beneficial technique under a system designed for universal coverage.</w:t>
       </w:r>
     </w:p>
     <w:p>
@@ -375,7 +375,7 @@
           <w:rFonts w:ascii="Times New Roman" w:hAnsi="Times New Roman"/>
           <w:sz w:val="24"/>
         </w:rPr>
-        <w:t>Anaesthesia practice is well suited to this question. The choice between general anaesthesia alone and combined general-regional techniques is clinically consequential: a body of evidence suggests that regional anaesthesia, particularly epidural analgesia combined with general anaesthesia, may improve recurrence-free and overall survival in some cancer surgeries,</w:t>
+        <w:t>Anaesthesia practice is well suited to this question. The choice between general anaesthesia alone and techniques that add regional anaesthesia is clinically consequential: a body of evidence suggests that regional anaesthesia, particularly epidural analgesia combined with general anaesthesia, may improve recurrence-free and overall survival in some cancer surgeries,</w:t>
       </w:r>
       <w:r>
         <w:rPr>
@@ -613,7 +613,7 @@
           <w:rFonts w:ascii="Times New Roman" w:hAnsi="Times New Roman"/>
           <w:sz w:val="24"/>
         </w:rPr>
-        <w:t>Six procedure codes from the Japanese fee schedule were analysed (Table 1): L008 (closed-circuit general anaesthesia); L002 (epidural anaesthesia); L003 (continuous epidural infusion, the direct indicator of combined general-epidural technique); L004 (spinal anaesthesia); L009 (anaesthesia management fee I, a proxy for specialist staffing); and L100 (inpatient nerve block). We mapped 81 university hospitals (44 national, 8 public and 29 private) to their respective secondary medical areas based on municipal address. The 81 university hospitals are distributed across 64 of the 335 secondary medical areas (19.1%) and across all 47 prefectures, which enables within-prefecture comparisons between university and non-university areas under a common audit policy.</w:t>
+        <w:t>Six procedure codes from the Japanese fee schedule were analysed (Table 1): L008 (closed-circuit general anaesthesia); L002 (epidural anaesthesia as main technique); L003 (continuous epidural infusion, largely billed as adjunct to general anaesthesia); L004 (spinal anaesthesia); L009 (anaesthesia management fee I, a proxy for specialist staffing); and L100 (inpatient nerve block). We mapped 81 university hospitals (44 national, 8 public and 29 private) to their respective secondary medical areas based on municipal address. The 81 university hospitals are distributed across 64 of the 335 secondary medical areas (19.1%) and across all 47 prefectures, which enables within-prefecture comparisons between university and non-university areas under a common audit policy.</w:t>
       </w:r>
     </w:p>
     <w:p>
@@ -877,7 +877,7 @@
           <w:rFonts w:ascii="Times New Roman" w:hAnsi="Times New Roman"/>
           <w:sz w:val="24"/>
         </w:rPr>
-        <w:t xml:space="preserve"> the cross-sectional design, which precludes causal inference; the post-audit nature of the data, which reflects reimbursed rather than intended practice; the partial overlap between university hospital presence and urban concentration; the absence of code-specific audit-rate data; and the inability to quantify defensive undercoding from claims alone. Multilevel models included only university hospital presence as a structural fixed effect; future work should add additional area-level covariates such as urbanisation, bed density and case-mix indicators.</w:t>
+        <w:t xml:space="preserve"> the cross-sectional design, which precludes causal inference; the post-audit nature of the data, which reflects reimbursed rather than intended practice; the partial overlap between university hospital presence and urban concentration; the absence of code-specific audit-rate data; and the inability to quantify defensive undercoding from claims alone. A specific constraint of the publicly available dataset is that the combined anaesthesia add-on billed under L008 (the explicit code for general-plus-epidural technique) is aggregated with other anaesthesia add-ons in the regional variation data release and cannot be extracted separately at the secondary-medical-area level; patient-level National Database records would be required to measure the true rate of combined general-epidural anaesthesia. We therefore used L002 (epidural as main technique) and L003 (continuous epidural infusion) as the publicly reported proxies for regional technique use. Multilevel models included only university hospital presence as a structural fixed effect; future work should add additional area-level covariates such as urbanisation, bed density and case-mix indicators.</w:t>
       </w:r>
     </w:p>
     <w:p>
@@ -1058,7 +1058,7 @@
           <w:rFonts w:ascii="Times New Roman" w:hAnsi="Times New Roman"/>
           <w:sz w:val="24"/>
         </w:rPr>
-        <w:t xml:space="preserve"> the consistency of the university effect across 47 of 47 prefectures in our data suggests that it is a robust feature of high-income health systems rather than a Japanese idiosyncrasy. Third, the variation we identify in combined general-epidural anaesthesia speaks to an international equity agenda: where emerging evidence links regional anaesthesia to oncological and functional outcomes,</w:t>
+        <w:t xml:space="preserve"> the consistency of the university effect across 47 of 47 prefectures in our data suggests that it is a robust feature of high-income health systems rather than a Japanese idiosyncrasy. Third, the variation we identify in epidural anaesthesia (L002, coefficient of variation 87.0%) and continuous epidural infusion (L003, 64.9%) speaks to an international equity agenda: where emerging evidence links regional anaesthesia to oncological and functional outcomes,</w:t>
       </w:r>
       <w:r>
         <w:rPr>
@@ -1118,7 +1118,7 @@
           <w:rFonts w:ascii="Times New Roman" w:hAnsi="Times New Roman"/>
           <w:sz w:val="24"/>
         </w:rPr>
-        <w:t>The marked variation in continuous epidural infusion (coefficient of variation 64.9%) is clinically important because combined general-regional anaesthesia has been linked, albeit inconsistently, with better oncological outcomes.</w:t>
+        <w:t>The marked variation in continuous epidural infusion (L003; coefficient of variation 64.9%) and in epidural anaesthesia (L002; 87.0%) is clinically important because general anaesthesia supplemented with regional techniques has been linked, albeit inconsistently, with better oncological outcomes.</w:t>
       </w:r>
       <w:r>
         <w:rPr>
@@ -1185,7 +1185,7 @@
           <w:rFonts w:ascii="Times New Roman" w:hAnsi="Times New Roman"/>
           <w:sz w:val="24"/>
         </w:rPr>
-        <w:t>Regional variation in anaesthesia practice in Japan is large and predominantly structural rather than an artefact of insurance auditing. University hospital presence is the dominant determinant, explaining more than one third of total variance in general anaesthesia. The variation in combined general-epidural anaesthesia is of particular concern given emerging evidence of oncological benefit. Quality improvement and equity policy should address the supply and organisational determinants of anaesthesia practice rather than treat the variation as an unavoidable feature of claims processing.</w:t>
+        <w:t>Regional variation in anaesthesia practice in Japan is large and predominantly structural rather than an artefact of insurance auditing. University hospital presence is the dominant determinant, explaining more than one third of total variance in general anaesthesia. The variation in epidural anaesthesia (L002) and continuous epidural infusion (L003) is of particular concern given emerging evidence of oncological benefit from regional techniques. Quality improvement and equity policy should address the supply and organisational determinants of anaesthesia practice rather than treat the variation as an unavoidable feature of claims processing.</w:t>
       </w:r>
     </w:p>
     <w:p>
@@ -1941,7 +1941,7 @@
                 <w:rFonts w:ascii="Times New Roman" w:hAnsi="Times New Roman"/>
                 <w:sz w:val="22"/>
               </w:rPr>
-              <w:t>Marker of regional technique use</w:t>
+              <w:t>Regional technique claimed as main anaesthetic</w:t>
             </w:r>
           </w:p>
         </w:tc>
@@ -1985,7 +1985,7 @@
                 <w:rFonts w:ascii="Times New Roman" w:hAnsi="Times New Roman"/>
                 <w:sz w:val="22"/>
               </w:rPr>
-              <w:t>Direct indicator of combined general-epidural technique</w:t>
+              <w:t>Regional technique largely billed as adjunct to general anaesthesia</w:t>
             </w:r>
           </w:p>
         </w:tc>
@@ -3568,7 +3568,7 @@
           <w:rFonts w:ascii="Times New Roman" w:hAnsi="Times New Roman"/>
           <w:sz w:val="24"/>
         </w:rPr>
-        <w:t>Figure 1. Geographic distribution of anaesthesia standardised claim ratios across 335 secondary medical areas of Japan, fiscal year 2022. (A) General anaesthesia (L008). (B) Spinal anaesthesia (L004). Choropleth maps shaded by quintile of the standardised claim ratio (national average = 100). Areas masked by the data provider owing to low volume are shown in grey.</w:t>
+        <w:t>Figure 1. Geographic distribution of anaesthesia standardised claim ratios across 335 secondary medical areas of Japan, fiscal year 2022. (A) General anaesthesia (L008). (B) Spinal anaesthesia (L004). (C) Epidural anaesthesia as main anaesthetic (L002). (D) Continuous epidural infusion (L003). Choropleth maps shaded by quintile of the standardised claim ratio (national average = 100). Red circles mark secondary medical areas containing at least one university hospital. Areas masked by the data provider owing to low volume are shown in grey.</w:t>
       </w:r>
     </w:p>
     <w:p>
@@ -3610,7 +3610,7 @@
       <w:r>
         <w:drawing>
           <wp:inline xmlns:a="http://schemas.openxmlformats.org/drawingml/2006/main" xmlns:pic="http://schemas.openxmlformats.org/drawingml/2006/picture">
-            <wp:extent cx="5943600" cy="3285059"/>
+            <wp:extent cx="5943600" cy="7010725"/>
             <wp:docPr id="1" name="Picture 1"/>
             <wp:cNvGraphicFramePr>
               <a:graphicFrameLocks noChangeAspect="1"/>
@@ -3631,7 +3631,7 @@
                   <pic:spPr>
                     <a:xfrm>
                       <a:off x="0" y="0"/>
-                      <a:ext cx="5943600" cy="3285059"/>
+                      <a:ext cx="5943600" cy="7010725"/>
                     </a:xfrm>
                     <a:prstGeom prst="rect"/>
                   </pic:spPr>

--- a/documents/IJQHC/regional_anaesthesia_IJQHC_EN.docx
+++ b/documents/IJQHC/regional_anaesthesia_IJQHC_EN.docx
@@ -198,7 +198,7 @@
           <w:rFonts w:ascii="Times New Roman" w:hAnsi="Times New Roman"/>
           <w:sz w:val="24"/>
         </w:rPr>
-        <w:t>Substantial variation was observed across all anaesthesia codes. The coefficient of variation was 53.6% for general anaesthesia, 87.0% for epidural anaesthesia (L002), 64.9% for continuous epidural infusion (L003) and 56.8% for spinal anaesthesia. Multilevel models showed that only 5.8% of general anaesthesia variance was attributable to the prefecture level (intraclass correlation coefficient 0.058); 94.2% occurred within prefectures, where audit policy is uniform. University hospital presence explained 35.8% of total general anaesthesia variance and 40.5% of within-prefecture variance (Cohen's d 1.88). University hospital areas had higher general anaesthesia ratios in 47 of 47 prefectures. The three audit sensitivity analyses converged: the maximum audit-rate difference (0.21 percentage points) could shift ratios by less than 0.3% of the observed interquartile range. Empirical Bayes shrinkage attenuated effect sizes by only 8.6 to 9.1%.</w:t>
+        <w:t>Substantial variation was observed across all anaesthesia codes. The coefficient of variation was 53.6% for general anaesthesia, 87.0% for epidural anaesthesia (L002), 64.9% for continuous epidural infusion (L003) and 56.8% for spinal anaesthesia. Multilevel models showed that only 5.8% of general anaesthesia variance was attributable to the prefecture level (intraclass correlation coefficient 0.058); 94.2% occurred within prefectures, where audit policy is uniform. University hospital presence explained 35.8% of total general anaesthesia variance and 40.5% of within-prefecture variance (Cohen's d 1.88). University hospital areas had higher general anaesthesia ratios in 47 of 47 prefectures. The three audit sensitivity analyses converged: the maximum audit-rate difference (0.21 percentage points) could shift ratios by less than 0.3% of the observed interquartile range. Empirical Bayes shrinkage of the area-level ratios toward their prefecture mean substantially attenuated effect sizes (general anaesthesia by 66.5%, from Cohen's d = 1.88 to 0.63); the university hospital effect on general anaesthesia remained moderate and statistically significant even after this heavy shrinkage.</w:t>
       </w:r>
     </w:p>
     <w:p>
@@ -805,7 +805,7 @@
           <w:rFonts w:ascii="Times New Roman" w:hAnsi="Times New Roman"/>
           <w:sz w:val="24"/>
         </w:rPr>
-        <w:t>Empirical Bayes shrinkage toward prefecture means attenuated effect sizes modestly but did not change any conclusion. The university hospital effect on general anaesthesia decreased from Cohen's d = 1.89 (raw) to 1.72 (shrunken), an attenuation of 9.0%; spinal anaesthesia 9.1% (d 0.40 to 0.36); epidural anaesthesia 8.6% (d 0.59 to 0.54). All effect sizes remained large and statistically significant. Two areas were identified as outliers (more than three standard deviations from the mean general anaesthesia ratio): Awa in Chiba (ratio 216.7) and central Tokyo (ratio 435.7, containing five university hospitals). Excluding outliers did not alter the direction or statistical significance of any finding.</w:t>
+        <w:t>Empirical Bayes shrinkage toward prefecture means was implemented as a stress test of the area-level ratios under the explicit sampling model y_i ~ N(θ_i, σ²); θ_i ~ N(μ_pref, τ²_pref), with σ² taken as the residual within-prefecture variance from a null random-intercept mixed-effects model fitted separately for each code. This formulation is conservative because no information is borrowed from the observed prefecture-mean differences when shrinking individual areas. Under this model, shrinkage substantially compressed the area-level ratios toward their prefecture means. For general anaesthesia, Cohen's d for the university-hospital effect fell from 1.88 (raw) to 0.63 (shrunken), an attenuation of 66.5%; for epidural anaesthesia (L002) from 0.59 to 0.23 (60.6%); and for spinal anaesthesia (L004) from 0.40 to 0.04 (89.9%). The general anaesthesia effect therefore remained of moderate magnitude despite heavy shrinkage, whereas the L002 and L004 effects were materially attenuated, indicating that those smaller raw effects are more vulnerable to sampling instability. These shrinkage estimates are complementary to, and consistent in direction with, the mixed-effects model coefficients reported in Table 3, which themselves incorporate prefecture-level shrinkage. Two areas were identified as outliers (more than three standard deviations from the mean general anaesthesia ratio): Awa in Chiba (ratio 216.7) and central Tokyo (ratio 435.7, containing five university hospitals). Excluding outliers did not alter the direction or statistical significance of any finding.</w:t>
       </w:r>
     </w:p>
     <w:p>

--- a/documents/IJQHC/regional_anaesthesia_IJQHC_EN.docx
+++ b/documents/IJQHC/regional_anaesthesia_IJQHC_EN.docx
@@ -761,7 +761,7 @@
           <w:rFonts w:ascii="Times New Roman" w:hAnsi="Times New Roman"/>
           <w:sz w:val="24"/>
         </w:rPr>
-        <w:t>The null multilevel model showed that only 5.8% of general anaesthesia variance was attributable to the prefecture level (intraclass correlation coefficient 0.058), indicating that 94.2% occurred within prefectures where audit policy is uniform. Spinal anaesthesia showed stronger prefecture-level clustering (intraclass correlation coefficient 0.343), consistent with a greater role of prefectural factors for that code. Adding university hospital presence as a fixed effect produced the largest improvement for general anaesthesia (marginal R² 0.358; β = +64.1, 95% confidence interval 54.8 to 73.4) and was statistically significant for every code (all P &lt; 0.001) (Table 3). University hospital areas had higher general anaesthesia ratios than non-university areas in 47 of 47 prefectures, with a mean within-prefecture difference of +63.3 points (paired t = 13.28, P &lt; 0.001) (Figure 2). Cohen's d for the university hospital effect on general anaesthesia was 1.88; on continuous epidural infusion 1.30; on epidural anaesthesia 0.59; and on spinal anaesthesia 0.40.</w:t>
+        <w:t>The null multilevel model showed that only 5.8% of general anaesthesia variance was attributable to the prefecture level (intraclass correlation coefficient 0.058), indicating that 94.2% occurred within prefectures where audit policy is uniform. Spinal anaesthesia showed stronger prefecture-level clustering (intraclass correlation coefficient 0.343), consistent with a greater role of prefectural factors for that code. Adding university hospital presence as a fixed effect produced the largest improvement for general anaesthesia (marginal R² 0.358; β = +64.1, 95% confidence interval 54.8 to 73.4) and was statistically significant for every code (all P &lt; 0.001) (Table 3). University hospital areas had higher general anaesthesia ratios than non-university areas in 47 of 47 prefectures, with a mean within-prefecture difference of +63.3 points (paired t = 13.28, P &lt; 0.001) (Figure 2A). Cohen's d for the university hospital effect on general anaesthesia was 1.88; on continuous epidural infusion 1.30; on epidural anaesthesia 0.59; and on spinal anaesthesia 0.40. A combined measure capturing the general-anaesthesia plus continuous-epidural workflow (mean of L008 and L003 SCR; 331 areas with data for both codes) showed a coefficient of variation of 55.5% and preserved a large university hospital effect (Cohen's d 1.46; university mean 128.3 versus non-university 70.7) (Figure 2B).</w:t>
       </w:r>
     </w:p>
     <w:p>
@@ -3582,7 +3582,7 @@
           <w:rFonts w:ascii="Times New Roman" w:hAnsi="Times New Roman"/>
           <w:sz w:val="24"/>
         </w:rPr>
-        <w:t>Figure 2. University hospital presence and the standardised claim ratio for general anaesthesia. (A) Distribution of secondary medical areas containing at least one university hospital (n = 64 of 335). (B) Within-prefecture comparison of mean general anaesthesia ratios between university and non-university areas across all 47 prefectures. The university effect is positive in all 47 of 47 prefectures (mean within-prefecture difference +63.3 points, paired t = 13.28, P &lt; 0.001).</w:t>
+        <w:t>Figure 2. University hospital presence and the combined general-anaesthesia plus continuous-epidural measure. (A) Distribution of secondary medical areas containing at least one university hospital (n = 64 of 335; red). (B) Choropleth map of the combined general-anaesthesia plus continuous-epidural standardised claim ratio (mean of L008 and L003 SCR; 331 areas with data for both codes), shaded by quintile. Red circles mark secondary medical areas containing at least one university hospital. Areas masked by the data provider for either code are shown in grey.</w:t>
       </w:r>
     </w:p>
     <w:p>
@@ -3667,7 +3667,7 @@
       <w:r>
         <w:drawing>
           <wp:inline xmlns:a="http://schemas.openxmlformats.org/drawingml/2006/main" xmlns:pic="http://schemas.openxmlformats.org/drawingml/2006/picture">
-            <wp:extent cx="5943600" cy="3122663"/>
+            <wp:extent cx="5943600" cy="3492367"/>
             <wp:docPr id="2" name="Picture 2"/>
             <wp:cNvGraphicFramePr>
               <a:graphicFrameLocks noChangeAspect="1"/>
@@ -3688,7 +3688,7 @@
                   <pic:spPr>
                     <a:xfrm>
                       <a:off x="0" y="0"/>
-                      <a:ext cx="5943600" cy="3122663"/>
+                      <a:ext cx="5943600" cy="3492367"/>
                     </a:xfrm>
                     <a:prstGeom prst="rect"/>
                   </pic:spPr>
